--- a/synexo/Synapep_Export_Strategy.docx
+++ b/synexo/Synapep_Export_Strategy.docx
@@ -1064,7 +1064,7 @@
           <w:i w:val="0"/>
           <w:sz w:val="21"/>
         </w:rPr>
-        <w:t>Each market needs a local responsible person / authorised distributor, a per-market claims map, and label/registration localisation. Cold-chain caveat: −80 °C international distribution is even harder than domestic — solve stability (reformulate to 2–8 °C) before Wave 1.</w:t>
+        <w:t>Each market needs a local responsible person / authorised distributor, a per-market claims map, and label/registration localisation. Cold-chain-free advantage: stabilisation gives an ambient/2–8 °C format, so cross-border distribution is far simpler than for typical before Wave 1.</w:t>
       </w:r>
     </w:p>
     <w:p>
@@ -1157,10 +1157,10 @@
         <w:rPr>
           <w:b/>
         </w:rPr>
-        <w:t>Cold chain across borders —</w:t>
+        <w:t>Stability substantiation —</w:t>
       </w:r>
       <w:r>
-        <w:t xml:space="preserve"> unresolved −80 °C logistics would cap export feasibility.</w:t>
+        <w:t xml:space="preserve"> provide the shelf-life dossier confirming the cold-chain-free (ambient/2–8 °C) format.</w:t>
       </w:r>
     </w:p>
     <w:p>
